--- a/data/validation_samples/2026-04-24/coding_guide/Spanish_Intervention_Coding_Guide.docx
+++ b/data/validation_samples/2026-04-24/coding_guide/Spanish_Intervention_Coding_Guide.docx
@@ -191,10 +191,10 @@
           <w:b/>
           <w:bCs/>
         </w:rPr>
-        <w:t xml:space="preserve">Before (original): </w:t>
-      </w:r>
-      <w:r>
-        <w:t xml:space="preserve">the original Spanish sentence, as it appeared in the corpus.</w:t>
+        <w:t xml:space="preserve">Source: </w:t>
+      </w:r>
+      <w:r>
+        <w:t xml:space="preserve">what kind of row this is. Possible values:</w:t>
       </w:r>
     </w:p>
     <w:p>
@@ -207,6 +207,127 @@
       </w:pPr>
       <w:r>
         <w:rPr>
+          <w:rFonts w:ascii="Courier New" w:cs="Courier New" w:eastAsia="Courier New" w:hAnsi="Courier New"/>
+          <w:sz w:val="20"/>
+          <w:szCs w:val="20"/>
+        </w:rPr>
+        <w:t xml:space="preserve">  train-kept</w:t>
+      </w:r>
+      <w:r>
+        <w:t xml:space="preserve"> — the change decided to keep this sentence as-is. ‘After’ should equal ‘Before’.</w:t>
+      </w:r>
+    </w:p>
+    <w:p>
+      <w:pPr>
+        <w:pStyle w:val="ListParagraph"/>
+        <w:numPr>
+          <w:ilvl w:val="0"/>
+          <w:numId w:val="2"/>
+        </w:numPr>
+      </w:pPr>
+      <w:r>
+        <w:rPr>
+          <w:rFonts w:ascii="Courier New" w:cs="Courier New" w:eastAsia="Courier New" w:hAnsi="Courier New"/>
+          <w:sz w:val="20"/>
+          <w:szCs w:val="20"/>
+        </w:rPr>
+        <w:t xml:space="preserve">  train-removed</w:t>
+      </w:r>
+      <w:r>
+        <w:t xml:space="preserve"> — the change decided to remove this sentence. ‘After’ will show </w:t>
+      </w:r>
+      <w:r>
+        <w:rPr>
+          <w:rFonts w:ascii="Courier New" w:cs="Courier New" w:eastAsia="Courier New" w:hAnsi="Courier New"/>
+          <w:sz w:val="20"/>
+          <w:szCs w:val="20"/>
+        </w:rPr>
+        <w:t xml:space="preserve">&lt;REMOVED&gt;</w:t>
+      </w:r>
+      <w:r>
+        <w:t xml:space="preserve">. Only appears in the ‘remove expletive sentences’ file.</w:t>
+      </w:r>
+    </w:p>
+    <w:p>
+      <w:pPr>
+        <w:pStyle w:val="ListParagraph"/>
+        <w:numPr>
+          <w:ilvl w:val="0"/>
+          <w:numId w:val="2"/>
+        </w:numPr>
+      </w:pPr>
+      <w:r>
+        <w:rPr>
+          <w:rFonts w:ascii="Courier New" w:cs="Courier New" w:eastAsia="Courier New" w:hAnsi="Courier New"/>
+          <w:sz w:val="20"/>
+          <w:szCs w:val="20"/>
+        </w:rPr>
+        <w:t xml:space="preserve">  pool-backfill</w:t>
+      </w:r>
+      <w:r>
+        <w:t xml:space="preserve"> — a replacement sentence pulled from a separate pool to fill in for a removed line. ‘Before’ shows </w:t>
+      </w:r>
+      <w:r>
+        <w:rPr>
+          <w:rFonts w:ascii="Courier New" w:cs="Courier New" w:eastAsia="Courier New" w:hAnsi="Courier New"/>
+          <w:sz w:val="20"/>
+          <w:szCs w:val="20"/>
+        </w:rPr>
+        <w:t xml:space="preserve">&lt;pool sample&gt;</w:t>
+      </w:r>
+      <w:r>
+        <w:t xml:space="preserve">; ‘After’ shows the replacement. Only in the ‘remove expletive sentences’ file.</w:t>
+      </w:r>
+    </w:p>
+    <w:p>
+      <w:pPr>
+        <w:pStyle w:val="ListParagraph"/>
+        <w:numPr>
+          <w:ilvl w:val="0"/>
+          <w:numId w:val="2"/>
+        </w:numPr>
+      </w:pPr>
+      <w:r>
+        <w:rPr>
+          <w:rFonts w:ascii="Courier New" w:cs="Courier New" w:eastAsia="Courier New" w:hAnsi="Courier New"/>
+          <w:sz w:val="20"/>
+          <w:szCs w:val="20"/>
+        </w:rPr>
+        <w:t xml:space="preserve">  train-modified</w:t>
+      </w:r>
+      <w:r>
+        <w:t xml:space="preserve"> — the change rewrote the sentence (substitution ablations). ‘After’ should differ from ‘Before’ by exactly the targeted rewrite.</w:t>
+      </w:r>
+    </w:p>
+    <w:p>
+      <w:pPr>
+        <w:pStyle w:val="ListParagraph"/>
+        <w:numPr>
+          <w:ilvl w:val="0"/>
+          <w:numId w:val="2"/>
+        </w:numPr>
+      </w:pPr>
+      <w:r>
+        <w:rPr>
+          <w:b/>
+          <w:bCs/>
+        </w:rPr>
+        <w:t xml:space="preserve">Before (original): </w:t>
+      </w:r>
+      <w:r>
+        <w:t xml:space="preserve">the original Spanish sentence, as it appeared in the corpus.</w:t>
+      </w:r>
+    </w:p>
+    <w:p>
+      <w:pPr>
+        <w:pStyle w:val="ListParagraph"/>
+        <w:numPr>
+          <w:ilvl w:val="0"/>
+          <w:numId w:val="2"/>
+        </w:numPr>
+      </w:pPr>
+      <w:r>
+        <w:rPr>
           <w:b/>
           <w:bCs/>
         </w:rPr>
@@ -218,7 +339,7 @@
     </w:p>
     <w:p>
       <w:r>
-        <w:t xml:space="preserve">Your job is to look at the pair and decide whether the change is correct.</w:t>
+        <w:t xml:space="preserve">Your job is to look at each row, check what kind of row it is (the source column), and decide whether the change behaved correctly for that row type.</w:t>
       </w:r>
     </w:p>
     <w:p>
